--- a/src/Bk.APG.Api/Templates/Report_Parliament_German.docx
+++ b/src/Bk.APG.Api/Templates/Report_Parliament_German.docx
@@ -3000,7 +3000,19 @@
         <w:rPr>
           <w:szCs w:val="18"/>
         </w:rPr>
-        <w:t xml:space="preserve"> &lt;&lt;[parliamentReport.femaleUnderStuffed]&gt;&gt;</w:t>
+        <w:t xml:space="preserve"> &lt;&lt;[parliamentReport.femaleUnderSt</w:t>
+      </w:r>
+      <w:r>
+        <w:rPr>
+          <w:szCs w:val="18"/>
+        </w:rPr>
+        <w:t>a</w:t>
+      </w:r>
+      <w:r>
+        <w:rPr>
+          <w:szCs w:val="18"/>
+        </w:rPr>
+        <w:t>ffed]&gt;&gt;</w:t>
       </w:r>
       <w:r>
         <w:rPr>
@@ -3036,7 +3048,19 @@
         <w:rPr>
           <w:szCs w:val="18"/>
         </w:rPr>
-        <w:t xml:space="preserve"> &lt;&lt;[parliamentReport.maleUnderStuffed]&gt;&gt; </w:t>
+        <w:t xml:space="preserve"> &lt;&lt;[parliamentReport.maleUnderSt</w:t>
+      </w:r>
+      <w:r>
+        <w:rPr>
+          <w:szCs w:val="18"/>
+        </w:rPr>
+        <w:t>a</w:t>
+      </w:r>
+      <w:r>
+        <w:rPr>
+          <w:szCs w:val="18"/>
+        </w:rPr>
+        <w:t xml:space="preserve">ffed]&gt;&gt; </w:t>
       </w:r>
       <w:r>
         <w:rPr>
@@ -16784,7 +16808,7 @@
   <w:style w:type="paragraph" w:default="1" w:styleId="Standard">
     <w:name w:val="Normal"/>
     <w:qFormat/>
-    <w:rsid w:val="00F359A7"/>
+    <w:rsid w:val="00F91EA6"/>
     <w:pPr>
       <w:spacing w:line="260" w:lineRule="atLeast"/>
     </w:pPr>
@@ -16918,7 +16942,7 @@
     <w:uiPriority w:val="1"/>
     <w:semiHidden/>
     <w:unhideWhenUsed/>
-    <w:rsid w:val="00F359A7"/>
+    <w:rsid w:val="00F91EA6"/>
   </w:style>
   <w:style w:type="table" w:default="1" w:styleId="NormaleTabelle">
     <w:name w:val="Normal Table"/>
@@ -16940,7 +16964,7 @@
     <w:uiPriority w:val="99"/>
     <w:semiHidden/>
     <w:unhideWhenUsed/>
-    <w:rsid w:val="00F359A7"/>
+    <w:rsid w:val="00F91EA6"/>
   </w:style>
   <w:style w:type="character" w:customStyle="1" w:styleId="berschrift1Zchn">
     <w:name w:val="Überschrift 1 Zchn"/>
